--- a/medical_accident_its_analysis/manuscript/bmj_manuscript_ja.docx
+++ b/medical_accident_its_analysis/manuscript/bmj_manuscript_ja.docx
@@ -2028,7 +2028,60 @@
           <w:i/>
           <w:sz w:val="20"/>
         </w:rPr>
-        <w:t>図2. 12主要診療科の医師数と医療事故調査制度報告件数の分割時系列プロット。分割回帰の適合線を示す。垂直破線は介入年（事故報告ピーク年）を示す。</w:t>
+        <w:t>図2. 12主要診療科の医師数と医療事故調査制度報告件数（定義1）の分割時系列プロット。分割回帰の適合線を示す。垂直破線は介入年（事故報告ピーク年）を示す。</w:t>
+      </w:r>
+    </w:p>
+    <w:p>
+      <w:pPr>
+        <w:jc w:val="center"/>
+      </w:pPr>
+      <w:r>
+        <w:drawing>
+          <wp:inline xmlns:a="http://schemas.openxmlformats.org/drawingml/2006/main" xmlns:pic="http://schemas.openxmlformats.org/drawingml/2006/picture">
+            <wp:extent cx="5486400" cy="6499132"/>
+            <wp:docPr id="3" name="Picture 3"/>
+            <wp:cNvGraphicFramePr>
+              <a:graphicFrameLocks noChangeAspect="1"/>
+            </wp:cNvGraphicFramePr>
+            <a:graphic>
+              <a:graphicData uri="http://schemas.openxmlformats.org/drawingml/2006/picture">
+                <pic:pic>
+                  <pic:nvPicPr>
+                    <pic:cNvPr id="0" name="its_physicians_def2.png"/>
+                    <pic:cNvPicPr/>
+                  </pic:nvPicPr>
+                  <pic:blipFill>
+                    <a:blip r:embed="rId11"/>
+                    <a:stretch>
+                      <a:fillRect/>
+                    </a:stretch>
+                  </pic:blipFill>
+                  <pic:spPr>
+                    <a:xfrm>
+                      <a:off x="0" y="0"/>
+                      <a:ext cx="5486400" cy="6499132"/>
+                    </a:xfrm>
+                    <a:prstGeom prst="rect"/>
+                  </pic:spPr>
+                </pic:pic>
+              </a:graphicData>
+            </a:graphic>
+          </wp:inline>
+        </w:drawing>
+      </w:r>
+    </w:p>
+    <w:p>
+      <w:pPr>
+        <w:spacing w:after="240" w:line="480" w:lineRule="auto"/>
+        <w:jc w:val="left"/>
+      </w:pPr>
+      <w:r>
+        <w:rPr>
+          <w:rFonts w:ascii="Times New Roman" w:hAnsi="Times New Roman"/>
+          <w:i/>
+          <w:sz w:val="20"/>
+        </w:rPr>
+        <w:t>図3. 12主要診療科の医師数と医事関係訴訟統計（定義2）の分割時系列プロット。分割回帰の適合線を示す。垂直破線は介入年を示す。</w:t>
       </w:r>
     </w:p>
     <w:p>
@@ -2988,7 +3041,7 @@
         <w:drawing>
           <wp:inline xmlns:a="http://schemas.openxmlformats.org/drawingml/2006/main" xmlns:pic="http://schemas.openxmlformats.org/drawingml/2006/picture">
             <wp:extent cx="5486400" cy="2774866"/>
-            <wp:docPr id="3" name="Picture 3"/>
+            <wp:docPr id="4" name="Picture 4"/>
             <wp:cNvGraphicFramePr>
               <a:graphicFrameLocks noChangeAspect="1"/>
             </wp:cNvGraphicFramePr>
@@ -3000,7 +3053,7 @@
                     <pic:cNvPicPr/>
                   </pic:nvPicPr>
                   <pic:blipFill>
-                    <a:blip r:embed="rId11"/>
+                    <a:blip r:embed="rId12"/>
                     <a:stretch>
                       <a:fillRect/>
                     </a:stretch>
@@ -3030,7 +3083,7 @@
           <w:i/>
           <w:sz w:val="20"/>
         </w:rPr>
-        <w:t>図3. 相互相関分析による推定リードタイム（年）のヒートマップ。行は診療科、列は事故定義・アウトカムの組み合わせを示す。濃い色はより強い逆相関を示す。正のラグ値は事故件数の変化がアウトカムの変化に先行することを示す。</w:t>
+        <w:t>図4. 相互相関分析による推定リードタイム（年）のヒートマップ。行は診療科、列は事故定義・アウトカムの組み合わせを示す。濃い色はより強い逆相関を示す。正のラグ値は事故件数の変化がアウトカムの変化に先行することを示す。</w:t>
       </w:r>
     </w:p>
     <w:p>
@@ -3371,7 +3424,7 @@
         <w:drawing>
           <wp:inline xmlns:a="http://schemas.openxmlformats.org/drawingml/2006/main" xmlns:pic="http://schemas.openxmlformats.org/drawingml/2006/picture">
             <wp:extent cx="5486400" cy="6499132"/>
-            <wp:docPr id="4" name="Picture 4"/>
+            <wp:docPr id="5" name="Picture 5"/>
             <wp:cNvGraphicFramePr>
               <a:graphicFrameLocks noChangeAspect="1"/>
             </wp:cNvGraphicFramePr>
@@ -3383,7 +3436,7 @@
                     <pic:cNvPicPr/>
                   </pic:nvPicPr>
                   <pic:blipFill>
-                    <a:blip r:embed="rId12"/>
+                    <a:blip r:embed="rId13"/>
                     <a:stretch>
                       <a:fillRect/>
                     </a:stretch>
@@ -3413,7 +3466,7 @@
           <w:i/>
           <w:sz w:val="20"/>
         </w:rPr>
-        <w:t>図4. 12主要診療科の施設数と医療事故調査制度報告件数の分割時系列プロット。分割回帰の適合線を示す。</w:t>
+        <w:t>図5. 12主要診療科の施設数と医療事故調査制度報告件数の分割時系列プロット。分割回帰の適合線を示す。</w:t>
       </w:r>
     </w:p>
     <w:p>
@@ -4235,7 +4288,7 @@
         <w:drawing>
           <wp:inline xmlns:a="http://schemas.openxmlformats.org/drawingml/2006/main" xmlns:pic="http://schemas.openxmlformats.org/drawingml/2006/picture">
             <wp:extent cx="5486400" cy="6112890"/>
-            <wp:docPr id="5" name="Picture 5"/>
+            <wp:docPr id="6" name="Picture 6"/>
             <wp:cNvGraphicFramePr>
               <a:graphicFrameLocks noChangeAspect="1"/>
             </wp:cNvGraphicFramePr>
@@ -4247,7 +4300,7 @@
                     <pic:cNvPicPr/>
                   </pic:nvPicPr>
                   <pic:blipFill>
-                    <a:blip r:embed="rId13"/>
+                    <a:blip r:embed="rId14"/>
                     <a:stretch>
                       <a:fillRect/>
                     </a:stretch>
@@ -4277,7 +4330,7 @@
           <w:i/>
           <w:sz w:val="20"/>
         </w:rPr>
-        <w:t>図5. 主要診療科の予測医師数（2025〜2034年）。95%予測区間付き線形トレンド外挿に基づく。</w:t>
+        <w:t>図6. 主要診療科の予測医師数（2025〜2034年）。95%予測区間付き線形トレンド外挿に基づく。</w:t>
       </w:r>
     </w:p>
     <w:p>
@@ -4288,7 +4341,7 @@
         <w:drawing>
           <wp:inline xmlns:a="http://schemas.openxmlformats.org/drawingml/2006/main" xmlns:pic="http://schemas.openxmlformats.org/drawingml/2006/picture">
             <wp:extent cx="5486400" cy="6110325"/>
-            <wp:docPr id="6" name="Picture 6"/>
+            <wp:docPr id="7" name="Picture 7"/>
             <wp:cNvGraphicFramePr>
               <a:graphicFrameLocks noChangeAspect="1"/>
             </wp:cNvGraphicFramePr>
@@ -4300,7 +4353,7 @@
                     <pic:cNvPicPr/>
                   </pic:nvPicPr>
                   <pic:blipFill>
-                    <a:blip r:embed="rId14"/>
+                    <a:blip r:embed="rId15"/>
                     <a:stretch>
                       <a:fillRect/>
                     </a:stretch>
@@ -4330,7 +4383,7 @@
           <w:i/>
           <w:sz w:val="20"/>
         </w:rPr>
-        <w:t>図6. 主要診療科の予測施設数（2025〜2034年）。95%予測区間付き線形トレンド外挿に基づく。</w:t>
+        <w:t>図7. 主要診療科の予測施設数（2025〜2034年）。95%予測区間付き線形トレンド外挿に基づく。</w:t>
       </w:r>
     </w:p>
     <w:p>
@@ -4341,7 +4394,7 @@
         <w:drawing>
           <wp:inline xmlns:a="http://schemas.openxmlformats.org/drawingml/2006/main" xmlns:pic="http://schemas.openxmlformats.org/drawingml/2006/picture">
             <wp:extent cx="5486400" cy="4521938"/>
-            <wp:docPr id="7" name="Picture 7"/>
+            <wp:docPr id="8" name="Picture 8"/>
             <wp:cNvGraphicFramePr>
               <a:graphicFrameLocks noChangeAspect="1"/>
             </wp:cNvGraphicFramePr>
@@ -4353,7 +4406,7 @@
                     <pic:cNvPicPr/>
                   </pic:nvPicPr>
                   <pic:blipFill>
-                    <a:blip r:embed="rId15"/>
+                    <a:blip r:embed="rId16"/>
                     <a:stretch>
                       <a:fillRect/>
                     </a:stretch>
@@ -4383,7 +4436,7 @@
           <w:i/>
           <w:sz w:val="20"/>
         </w:rPr>
-        <w:t>図7. 主要診療科の予測専攻医登録数（2025〜2034年）。95%予測区間付き線形トレンド外挿に基づく。</w:t>
+        <w:t>図8. 主要診療科の予測専攻医登録数（2025〜2034年）。95%予測区間付き線形トレンド外挿に基づく。</w:t>
       </w:r>
     </w:p>
     <w:p>

--- a/medical_accident_its_analysis/manuscript/bmj_manuscript_ja.docx
+++ b/medical_accident_its_analysis/manuscript/bmj_manuscript_ja.docx
@@ -1980,6 +1980,20 @@
     </w:p>
     <w:p>
       <w:pPr>
+        <w:spacing w:after="120" w:line="480" w:lineRule="auto"/>
+      </w:pPr>
+      <w:r>
+        <w:rPr>
+          <w:rFonts w:ascii="Times New Roman" w:hAnsi="Times New Roman"/>
+          <w:b w:val="0"/>
+          <w:i w:val="0"/>
+          <w:sz w:val="24"/>
+        </w:rPr>
+        <w:t>特筆すべきことに、いくつかの診療科・定義の組み合わせでは負のラグ値が得られ、事故報告の変化よりも前に医療人材の変化が生じていたことを示した。麻酔科は複合指標に対して−4年のラグ（r = −0.959）を示し、耳鼻咽喉科の専攻医は医療事故調査制度報告に対して−3年のラグ（r = −0.941）を示した。これらの負のラグ値は逆因果の可能性を提起する：安全事故が人材流出を引き起こしたのではなく、これらの診療科では人員不足が先行し、その結果として事故報告の増加につながった可能性がある（考察参照）。</w:t>
+      </w:r>
+    </w:p>
+    <w:p>
+      <w:pPr>
         <w:jc w:val="center"/>
       </w:pPr>
       <w:r>
@@ -4571,6 +4585,74 @@
           <w:rFonts w:ascii="Times New Roman" w:hAnsi="Times New Roman"/>
           <w:color w:val="000000"/>
         </w:rPr>
+        <w:t>因果の方向性：負のラグ値の解釈</w:t>
+      </w:r>
+    </w:p>
+    <w:p>
+      <w:pPr>
+        <w:spacing w:after="120" w:line="480" w:lineRule="auto"/>
+      </w:pPr>
+      <w:r>
+        <w:rPr>
+          <w:rFonts w:ascii="Times New Roman" w:hAnsi="Times New Roman"/>
+          <w:b w:val="0"/>
+          <w:i w:val="0"/>
+          <w:sz w:val="24"/>
+        </w:rPr>
+        <w:t>相互相関分析において、いくつかの診療科・定義の組み合わせで負のラグ値が得られた（表1）。負のラグは、事故報告の変化よりも前に医療人材のアウトカム変数が変化したことを意味する——すなわち、医師数または専攻医数の減少が事故報告の増加に先行していた。この知見は、逆因果の経路と整合する：事故が人材流出を引き起こすのではなく、人材不足が事故の増加を引き起こしている可能性がある。</w:t>
+      </w:r>
+    </w:p>
+    <w:p>
+      <w:pPr>
+        <w:spacing w:after="120" w:line="480" w:lineRule="auto"/>
+      </w:pPr>
+      <w:r>
+        <w:rPr>
+          <w:rFonts w:ascii="Times New Roman" w:hAnsi="Times New Roman"/>
+          <w:b w:val="0"/>
+          <w:i w:val="0"/>
+          <w:sz w:val="24"/>
+        </w:rPr>
+        <w:t>麻酔科が特に注目される例である。複合指標に対する−4年のラグ（r = −0.959）は、麻酔科の人員減少がその後の事故報告の増加に先行していた可能性を示唆する。これは機序的にもっともである：人員不足の部署では、医師一人当たりの症例数の増加、疲労、および専攻医への監督の低下が生じ、これらはいずれも確立された有害事象のリスク因子である。同様に、耳鼻咽喉科の専攻医における−3年のラグは、専攻医登録数の減少が事故報告に先行していたことを示唆する。</w:t>
+      </w:r>
+    </w:p>
+    <w:p>
+      <w:pPr>
+        <w:spacing w:after="120" w:line="480" w:lineRule="auto"/>
+      </w:pPr>
+      <w:r>
+        <w:rPr>
+          <w:rFonts w:ascii="Times New Roman" w:hAnsi="Times New Roman"/>
+          <w:b w:val="0"/>
+          <w:i w:val="0"/>
+          <w:sz w:val="24"/>
+        </w:rPr>
+        <w:t>これらの知見は、安全事故と人材動態の間に潜在的な双方向的関係があることを示唆する。正のラグを示す診療科（例：産婦人科、+3年）では、『事故→回避』の仮説と整合する時間的順序が認められる：注目を集めた事故が当該診療科への参入を抑制し、離脱を促進する。負のラグを示す診療科では、逆経路——『人員不足→過重労働→事故増加』——が機能している可能性がある。両経路が相互に強化する悪循環——人員不足が事故を増やし、事故がさらに採用を抑制し、それがさらなる人員不足を生む——もまた想定される。</w:t>
+      </w:r>
+    </w:p>
+    <w:p>
+      <w:pPr>
+        <w:spacing w:after="120" w:line="480" w:lineRule="auto"/>
+      </w:pPr>
+      <w:r>
+        <w:rPr>
+          <w:rFonts w:ascii="Times New Roman" w:hAnsi="Times New Roman"/>
+          <w:b w:val="0"/>
+          <w:i w:val="0"/>
+          <w:sz w:val="24"/>
+        </w:rPr>
+        <w:t>これらの経路を区別することは政策的に直接的な含意を持つ。支配的な方向が『事故→回避』であれば、介入は事故後の社会的認知の改善と専門職支援に焦点を当てるべきである。支配的な方向が『人員不足→事故』であれば、人員增強と業務負担軽減が優先される。本データにおいて正と負の両方のラグが診療科によって並存していることは、両方の機序が活動しており、その相対的重要性は診療科の文脈によって異なる可能性を示唆する。</w:t>
+      </w:r>
+    </w:p>
+    <w:p>
+      <w:pPr>
+        <w:pStyle w:val="Heading2"/>
+      </w:pPr>
+      <w:r>
+        <w:rPr>
+          <w:rFonts w:ascii="Times New Roman" w:hAnsi="Times New Roman"/>
+          <w:color w:val="000000"/>
+        </w:rPr>
         <w:t>研究の強みと限界</w:t>
       </w:r>
     </w:p>
@@ -4599,7 +4681,7 @@
           <w:i w:val="0"/>
           <w:sz w:val="24"/>
         </w:rPr>
-        <w:t>限界：いくつかの重要な限界を認める必要がある。第一に、医療事故調査制度のデータは2015年に始まり、11年分の年次データポイントしか提供しない——ITS分析の推奨最低点数（介入前後各約12ポイント）を下回る¹⁴。訴訟統計はより長い系列（2004〜2023年）を持つが、独自のカバレッジの限界がある。第二に、隔年の医師統計データは年次値への線形補間を必要とし、短期的な変動を平滑化している可能性がある。第三に、ITS分割回帰アプローチは介入（事故報告ピーク年）が外生的かつ離散的であると仮定するが、実際には事故報告は連続的であり、システムレベルの変化（JMSR制度の創設など）に対して内生的である。第四に、因果関係は確立できない。人口動態の変化、医学部定員の変更、報酬格差、ライフスタイル選好、2004年の新臨床研修制度導入などの政策介入を含む未測定の交絡因子が、観察された関連の一部または全部を説明する可能性がある。第五に、同時期の回帰係数が正の方向を示していることは、比較的短い時系列において事故シグナルと長期トレンドを分離する困難さを浮き彫りにしている。第六に、専攻医データは2018〜2025年の8年間のみを対象としており、このアウトカムの統計的検出力は著しく制限される。</w:t>
+        <w:t>限界：いくつかの重要な限界を認める必要がある。第一に、医療事故調査制度のデータは2015年に始まり、11年分の年次データポイントしか提供しない——ITS分析の推奨最低点数（介入前後各約12ポイント）を下回る¹⁴。訴訟統計はより長い系列（2004〜2023年）を持つが、独自のカバレッジの限界がある。第二に、隔年の医師統計データは年次値への線形補間を必要とし、短期的な変動を平滑化している可能性がある。第三に、ITS分割回帰アプローチは介入（事故報告ピーク年）が外生的かつ離散的であると仮定するが、実際には事故報告は連続的であり、システムレベルの変化（JMSR制度の創設など）に対して内生的である。第四に、因果関係は確立できない。正と負の両方のラグ値が診療科によって観察されたことは、因果の方向が一様でない可能性を示しており、人口動態の変化、医学部定員の変更、報酬格差、ライフスタイル選好、2004年の新臨床研修制度導入などの政策介入を含む未測定の交絡因子が、観察された関連の一部または全部を説明する可能性がある。第五に、同時期の回帰係数が正の方向を示していることは、比較的短い時系列において事故シグナルと長期トレンドを分離する困難さを浮き彫りにしている。第六に、専攻医データは2018〜2025年の8年間のみを対象としており、このアウトカムの統計的検出力は著しく制限される。</w:t>
       </w:r>
     </w:p>
     <w:p>
